--- a/templates/tba6895817688.docx
+++ b/templates/tba6895817688.docx
@@ -139,10 +139,19 @@
           <w:sz w:val="32"/>
           <w:rtl/>
         </w:rPr>
-        <w:t xml:space="preserve">                             </w:t>
+        <w:t xml:space="preserve">              </w:t>
       </w:r>
       <w:bookmarkStart w:id="0" w:name="_GoBack"/>
       <w:bookmarkEnd w:id="0"/>
+      <w:r>
+        <w:rPr>
+          <w:rFonts w:hint="cs"/>
+          <w:color w:val="FFFFFF"/>
+          <w:sz w:val="32"/>
+          <w:rtl/>
+        </w:rPr>
+        <w:t xml:space="preserve">      </w:t>
+      </w:r>
       <w:r>
         <w:rPr>
           <w:color w:val="FFFFFF"/>
@@ -1223,7 +1232,7 @@
 </file>
 
 <file path=customXml/itemProps1.xml><?xml version="1.0" encoding="utf-8"?>
-<ds:datastoreItem xmlns:ds="http://schemas.openxmlformats.org/officeDocument/2006/customXml" ds:itemID="{2FD9479F-7F6B-491F-AB7E-5CF43D32E18B}">
+<ds:datastoreItem xmlns:ds="http://schemas.openxmlformats.org/officeDocument/2006/customXml" ds:itemID="{0176C5D7-A77B-4059-BA26-848C6FEFC9DD}">
   <ds:schemaRefs>
     <ds:schemaRef ds:uri="http://schemas.openxmlformats.org/officeDocument/2006/bibliography"/>
   </ds:schemaRefs>

--- a/templates/tba6895817688.docx
+++ b/templates/tba6895817688.docx
@@ -139,7 +139,7 @@
           <w:sz w:val="32"/>
           <w:rtl/>
         </w:rPr>
-        <w:t xml:space="preserve">              </w:t>
+        <w:t xml:space="preserve">            </w:t>
       </w:r>
       <w:bookmarkStart w:id="0" w:name="_GoBack"/>
       <w:bookmarkEnd w:id="0"/>
@@ -150,7 +150,7 @@
           <w:sz w:val="32"/>
           <w:rtl/>
         </w:rPr>
-        <w:t xml:space="preserve">      </w:t>
+        <w:t xml:space="preserve">  </w:t>
       </w:r>
       <w:r>
         <w:rPr>
@@ -1232,7 +1232,7 @@
 </file>
 
 <file path=customXml/itemProps1.xml><?xml version="1.0" encoding="utf-8"?>
-<ds:datastoreItem xmlns:ds="http://schemas.openxmlformats.org/officeDocument/2006/customXml" ds:itemID="{0176C5D7-A77B-4059-BA26-848C6FEFC9DD}">
+<ds:datastoreItem xmlns:ds="http://schemas.openxmlformats.org/officeDocument/2006/customXml" ds:itemID="{D4617D97-9CFF-466A-8C1E-4A5A40246A31}">
   <ds:schemaRefs>
     <ds:schemaRef ds:uri="http://schemas.openxmlformats.org/officeDocument/2006/bibliography"/>
   </ds:schemaRefs>
